--- a/example_articles/states/California/6.states_California_Other_publisher.docx
+++ b/example_articles/states/California/6.states_California_Other_publisher.docx
@@ -27,17 +27,17 @@
     </w:p>
     <w:p>
       <w:r>
-        <w:t>Source File: Other publishers/Files (500) (23).DOCX</w:t>
+        <w:t>Source file: Other publishers/Files (500) (23).DOCX</w:t>
       </w:r>
     </w:p>
     <w:p>
       <w:r>
-        <w:t>Raw locations result: ['California']</w:t>
+        <w:t>Raw locations result, 'locations': ['California']</w:t>
       </w:r>
     </w:p>
     <w:p>
       <w:r>
-        <w:t>states_stand_flat (Standardized): California</w:t>
+        <w:t>Standardized locations result, 'states_stand_flat': California</w:t>
       </w:r>
     </w:p>
     <w:p>

--- a/example_articles/states/California/6.states_California_Other_publisher.docx
+++ b/example_articles/states/California/6.states_California_Other_publisher.docx
@@ -7,7 +7,7 @@
         <w:pStyle w:val="Heading1"/>
       </w:pPr>
       <w:r>
-        <w:t>Swamped Midwest hit again / Families get double dose of flooding</w:t>
+        <w:t>Performances outshine script in 'Willie and Esther'</w:t>
       </w:r>
     </w:p>
     <w:p>
@@ -17,17 +17,17 @@
     </w:p>
     <w:p>
       <w:r>
-        <w:t>Date: 1993-09-29</w:t>
+        <w:t>Date: 1993-03-20</w:t>
       </w:r>
     </w:p>
     <w:p>
       <w:r>
-        <w:t>Section: NEWS; Pg. 3A</w:t>
+        <w:t>Section: Variety; Pg. 6E</w:t>
       </w:r>
     </w:p>
     <w:p>
       <w:r>
-        <w:t>Source file: Other publishers/Files (500) (23).DOCX</w:t>
+        <w:t>Source file: Other publishers/Files (500) (19).DOCX</w:t>
       </w:r>
     </w:p>
     <w:p>
@@ -49,75 +49,29 @@
     </w:p>
     <w:p>
       <w:r>
-        <w:t>George Johnson's home is a grassy parking lot median beside a highway, 2 miles from his house, which flooded Saturday for the second time this year.</w:t>
+        <w:t>It's the performances, not the play, that are charming in Penumbra Theatre's well-acted staging of James Graham Bronson's comedy "Willie and Esther."</w:t>
         <w:br/>
-        <w:t>And the unemployed factory worker isn't alone.</w:t>
+        <w:t xml:space="preserve"> Bronson's working-class love story drips with commercialism. It has only two characters, making it instantly noticeable to most regional theaters looking for something economical.</w:t>
         <w:br/>
-        <w:t>About 20 other residents also displaced by heavy weekend rains - which caused the Meramec River to swell to 14 feet above flood stage - are living in this makeshift community of pup tents, vans and campers.</w:t>
+        <w:t>Beyond that, this is a comedy that screams TV sitcom, of which this play could well be an appealing pilot.</w:t>
         <w:br/>
-        <w:t>The group cooks meals by campfire and gets daily food from the Red Cross. Some have lived here since spring, when flooding first struck this working-class community 18 miles south of St. Louis.</w:t>
+        <w:t xml:space="preserve"> The humor is easy, relying on insulting banter and quick one-line repartee. The conflict between Esther, a hard-working 40-something beauty-salon worker, and Willie, her dimwitted vegetable-market-worker boyfriend, is always benign and forgiving. Anger, insult and venom never enter their limited, lower-class black Los Angeles lives.</w:t>
         <w:br/>
-        <w:t>"You could go to a shelter somewhere, but how are you going to keep an eye on what's yours?" says Johnson, 55, who was back in his home of 18 years a month before evacuating. "You have to stay close by. . . . I worked all my life to pay for it and I got nowhere to go."</w:t>
+        <w:t xml:space="preserve"> References to race relations and black prospects are few and lack conviction.</w:t>
         <w:br/>
-        <w:t>Across the Midwest, rising waters have driven hundreds from their homes:</w:t>
+        <w:t xml:space="preserve"> Willie and Esther remind one more of the easygoing black characters of the '40s and '50s than of the more socially involved black characters of today's movies, plays and even TV shows.</w:t>
         <w:br/>
-        <w:t>In Miami, Okla., 500 people stayed out of their homes. All but one major road was under 6 feet of water. About 45 National Guard troops are patrolling the area, still in a state of emergency.</w:t>
+        <w:t xml:space="preserve"> While it is easy to accept them as poor, happy souls in a play written by Bronson, who is black, it would be hard to do so had they been created by a white-driven pen.</w:t>
         <w:br/>
-        <w:t>"It's a bad repeat" of earlier flooding, says Miami Mayor Louis "Red" Mathia. Biggest threat: backwater that "doesn't have anywhere to go," he says.</w:t>
+        <w:t xml:space="preserve"> Otherwise, "Willie and Esther" is a glib, fast-moving comedy that offers Penumbra actors Lou Bellamy and Rebecca Rice ample opportunity to demonstrate their considerable gifts. Bellamy, Penumbra's artistic director, immerses himself in Willie's childish sense of adventure.</w:t>
         <w:br/>
-        <w:t>In Chesterfield, Mo., residents are watching as the raging Missouri River threatens a temporary levee made of rocks, built after earlier floods knocked out the town's main protection. A Thursday crest is predicted at 35.1 feet.</w:t>
+        <w:t xml:space="preserve"> When we meet him planning to rob a neighborhood bank so he can pay his back rent, his naive determination is both convincing and somewhat pathetic. Bellamy invests this charming, shiftless soul with pride and dignity, no small feat given Willie's limited intelligence and lack of movement.</w:t>
         <w:br/>
-        <w:t>"It's our only line of defense," says Chesterfield police Lt. Terry Coleman.</w:t>
+        <w:t xml:space="preserve"> Rice seizes on Esther's pursuit of happiness and security to portray a vital woman, teeming with common sense and abundant humor. Rice lifts her character into a figure of worth and understanding, far beyond the limited horizons playwright Bronson has given her. Rice finds the humor while avoiding the ridiculousness in a character who, when accused of being a workaholic, responds, "I don't drink on the job."</w:t>
         <w:br/>
-        <w:t>In Washington, Mo., the Missouri River crested Tuesday at 30 feet, 20 feet above flood stage. "It's been an ongoing struggle," says assistant city administrator Brian Boehmer. "It seems like we had a break from the water, and then it rains and the water rises and we're back to ground zero."</w:t>
+        <w:t xml:space="preserve"> Under Jennifer Nelson's deft direction, there is a magical interaction between these two actors that elevates the material and produces a steady stream of easygoing humor.</w:t>
         <w:br/>
-        <w:t>In Chanute, Kan., the bodies of Dewey Clements, 54, and Stephanie Bossell, 42, were found near the Neosho River, bringing deaths caused by weekend flooding to five.</w:t>
-        <w:br/>
-        <w:t>As murky water infiltrates their belongings, Arnold resident Richard Boyd worries most about the safety of his family of four, who have lived since April at a tent city alongside busy Highway 21.</w:t>
-        <w:br/>
-        <w:t>"I worry most about a car coming through here and running over my kids," says Boyd, an entertainment booker. "The weather certainly has not cooperated. Just when you think it's over, here it comes again."</w:t>
-        <w:br/>
-        <w:t>No rain is forecast through Friday as cooler air settles in. Boyd says some people have shown compassion: "People who aren't associated with any organization stop by and make a donation or try to help."</w:t>
-        <w:br/>
-        <w:t>Jocelyn Wright of St. Louis was one of them. Tuesday she dropped off 10 sandwiches for the families.</w:t>
-        <w:br/>
-        <w:t>"I ride by here all the time," Wright says. "It's no bother. It's so easy to help. Why not?"</w:t>
-        <w:br/>
-        <w:t>Says Johnson: "You just take it one day at a time. . . . A lot of people don't want to talk about it anymore, but they go on."</w:t>
-        <w:br/>
-        <w:t xml:space="preserve"> More Midwest flooding Northeast Oklahoma is battling flooding as residents along the Missouri and Mississippi rivers continue to fight high water:</w:t>
-        <w:br/>
-        <w:t>MIAMI, OKLA: "If you're not wet now, you're not going to be. It can</w:t>
-        <w:br/>
-        <w:t>only get better," said Jackie Kreeger at the command post in the</w:t>
-        <w:br/>
-        <w:t>Civic Center.'</w:t>
-        <w:br/>
-        <w:t>CHESTERFIELD, MO.: Flood fighters Tuesday watch Mississippi stop</w:t>
-        <w:br/>
-        <w:t>about a foot below a mile-long temporary levee made of rocks.</w:t>
-        <w:br/>
-        <w:t>IOWA: Wet ground, unripe crops delay harvest; killing frost</w:t>
-        <w:br/>
-        <w:t>usually hits northwest around end of month.</w:t>
-        <w:br/>
-        <w:t xml:space="preserve"> St Louis, Mississippi River</w:t>
-        <w:br/>
-        <w:t>St Charles, Missouri River</w:t>
-        <w:br/>
-        <w:br/>
-        <w:t>Notes</w:t>
-        <w:br/>
-        <w:br/>
-        <w:t>THE NATION; See info box at end of text; See related story; 03A</w:t>
-        <w:br/>
-        <w:br/>
-        <w:t>Graphic</w:t>
-        <w:br/>
-        <w:br/>
-        <w:t xml:space="preserve"> </w:t>
-        <w:br/>
-        <w:t>GRAPHIC, b/w, Marty Baumann, USA TODAY, Source: Steve Pond, National Weather Service (Bar graph, Map, Midwest); PHOTO, b/w, Mary Butkus, AP</w:t>
+        <w:t xml:space="preserve"> The brisk production also benefits from Paul Brown's fine set design, which in Act I depicts an L.A. street corner where Willie and Esther argue and discuss the bank heist. In Act II, Brown produces a realistic new combat zone for the couple: the back yard of a graffiti-scrawled apartment building, littered with Willie's clothes, tossed from the window by his disgruntled landlord.</w:t>
       </w:r>
     </w:p>
     <w:sectPr>

--- a/example_articles/states/California/6.states_California_Other_publisher.docx
+++ b/example_articles/states/California/6.states_California_Other_publisher.docx
@@ -7,7 +7,7 @@
         <w:pStyle w:val="Heading1"/>
       </w:pPr>
       <w:r>
-        <w:t>Performances outshine script in 'Willie and Esther'</w:t>
+        <w:t>A one-percenter hits the skids</w:t>
       </w:r>
     </w:p>
     <w:p>
@@ -17,17 +17,17 @@
     </w:p>
     <w:p>
       <w:r>
-        <w:t>Date: 1993-03-20</w:t>
+        <w:t>Date: 2013-08-09</w:t>
       </w:r>
     </w:p>
     <w:p>
       <w:r>
-        <w:t>Section: Variety; Pg. 6E</w:t>
+        <w:t>Section: VARIETY; Pg. 1E</w:t>
       </w:r>
     </w:p>
     <w:p>
       <w:r>
-        <w:t>Source file: Other publishers/Files (500) (19).DOCX</w:t>
+        <w:t>Source file: Other publishers/Files (500) (14).DOCX</w:t>
       </w:r>
     </w:p>
     <w:p>
@@ -49,29 +49,27 @@
     </w:p>
     <w:p>
       <w:r>
-        <w:t>It's the performances, not the play, that are charming in Penumbra Theatre's well-acted staging of James Graham Bronson's comedy "Willie and Esther."</w:t>
+        <w:t>Are we meant to laugh or cry at the levels of narcissism on display in "Blue Jasmine"? Both, I think. Woody Allen's triumphant dramatic comedy is an unsparing portrait of a One Percenter in free fall. It's always extra-funny to see a person in top hat or tiara skid on a banana peel, yet Cate Blanchett hits the pavement so painfully that the guffaw catches in your throat.</w:t>
         <w:br/>
-        <w:t xml:space="preserve"> Bronson's working-class love story drips with commercialism. It has only two characters, making it instantly noticeable to most regional theaters looking for something economical.</w:t>
+        <w:t>Jasmine, formerly married to Hal (Alec Baldwin), a rich financial fraudster, shopped till his Ponzi schemes dropped. Beautiful, poised and bereft of any marketable skills, she is evicted from her Park Avenue penthouse and reduced to couch-surfing the cramped San Francisco walk-up of her grocery-clerk sister, Ginger (Sally Hawkins). It sounds like the setup for a laugh-track sitcom, but Allen constructs his characters with intricate care and dissects their class clash with scalpel-sharp intelligence. Blanchett makes Jasmine self-deluded, deplorable, dreamy and train-wreck mesmerizing, delivering the best film work of her dazzling career. It's like a Diane Arbus comedy routine.</w:t>
         <w:br/>
-        <w:t>Beyond that, this is a comedy that screams TV sitcom, of which this play could well be an appealing pilot.</w:t>
+        <w:t>Shooting his recent films in London, Paris, Barcelona and Rome seems to have revived Allen. Here he's almost painfully sharp. He uses his San Francisco locations satirically, emphasizing the chasm between Marin County mega-wealth and the bedraggled working-class neighborhoods south of the Financial District. Treating Jasmine to lunch at a Fisherman's Wharf bar and grill, Ginger squawks, "Isn't it European?" Allen's camera holds for just a beat on a grimy container ship docked at the next pier.</w:t>
         <w:br/>
-        <w:t xml:space="preserve"> The humor is easy, relying on insulting banter and quick one-line repartee. The conflict between Esther, a hard-working 40-something beauty-salon worker, and Willie, her dimwitted vegetable-market-worker boyfriend, is always benign and forgiving. Anger, insult and venom never enter their limited, lower-class black Los Angeles lives.</w:t>
+        <w:t>Jasmine (nee Jeanette) and Ginger are adopted sisters, we learn, and there's no other way the princess and the serving girl could have had a relationship. The tall, haughty blonde Blanchett and petite, perky brunette Hawkins are like a heron and a sandpiper. Jasmine deals with the indignity of having to work for income by gulping Xanax with vodka.</w:t>
         <w:br/>
-        <w:t xml:space="preserve"> References to race relations and black prospects are few and lack conviction.</w:t>
+        <w:t>"Who do I have to sleep with around here to get a Stoli martini?" she barks at one point, telling us a lot about her sense of how things work. It's not surprising, given her self-medication, that she lapses into reveries about her lost life, enabling Allen to cut back to scenes of those not-entirely golden days. In addition to being a swindler, Hal was a cad with a yen for youngsters, and here Allen unpacks autobiographical material from his scandal-stained past.</w:t>
         <w:br/>
-        <w:t xml:space="preserve"> Willie and Esther remind one more of the easygoing black characters of the '40s and '50s than of the more socially involved black characters of today's movies, plays and even TV shows.</w:t>
+        <w:t>Ginger lives in the moment, eternally open and chipper. Her new boyfriend, roughneck car mechanic Chili (Bobby Cannavale), was planning to move in before Jasmine appeared on Ginger's doorstep. His hostility toward Jasmine is partly fueled by self-interest, partly by resentment of her patrician airs, and partly by an honest desire to protect Ginger. Jasmine drives a wedge between the pair, judging Chili not "a man of substance," and setting Ginger in search of a gent with more potential, a quest less liberating than it sounds.</w:t>
         <w:br/>
-        <w:t xml:space="preserve"> While it is easy to accept them as poor, happy souls in a play written by Bronson, who is black, it would be hard to do so had they been created by a white-driven pen.</w:t>
+        <w:t>Still an attractive woman (when she's not in full Stoli meltdown) Jasmine's prospects seem to brighten with the arrival of a politically ambitious diplomat (Peter Sarsgaard) in need of a woman with impeccable social skills. Other passengers on the film's relationship merry-go-round include Michael Stuhlbarg as a schlubby dentist, Andrew Dice Clay as Ginger's surprisingly soulful ex, and Louis C.K. as a sound engineer who is either carefree and amorous or sexually compulsive. All the characters share a common failing, the inability to face inconvenient facts. Lives constructed on pretense can only stand for so long. Watching them collapse is appalling but undeniably entertaining.</w:t>
         <w:br/>
-        <w:t xml:space="preserve"> Otherwise, "Willie and Esther" is a glib, fast-moving comedy that offers Penumbra actors Lou Bellamy and Rebecca Rice ample opportunity to demonstrate their considerable gifts. Bellamy, Penumbra's artistic director, immerses himself in Willie's childish sense of adventure.</w:t>
+        <w:t>Colin Covert · 612-673-7186</w:t>
         <w:br/>
-        <w:t xml:space="preserve"> When we meet him planning to rob a neighborhood bank so he can pay his back rent, his naive determination is both convincing and somewhat pathetic. Bellamy invests this charming, shiftless soul with pride and dignity, no small feat given Willie's limited intelligence and lack of movement.</w:t>
+        <w:t>BLUE JASMINE</w:t>
         <w:br/>
-        <w:t xml:space="preserve"> Rice seizes on Esther's pursuit of happiness and security to portray a vital woman, teeming with common sense and abundant humor. Rice lifts her character into a figure of worth and understanding, far beyond the limited horizons playwright Bronson has given her. Rice finds the humor while avoiding the ridiculousness in a character who, when accused of being a workaholic, responds, "I don't drink on the job."</w:t>
+        <w:t>Four out of four stars</w:t>
         <w:br/>
-        <w:t xml:space="preserve"> Under Jennifer Nelson's deft direction, there is a magical interaction between these two actors that elevates the material and produces a steady stream of easygoing humor.</w:t>
-        <w:br/>
-        <w:t xml:space="preserve"> The brisk production also benefits from Paul Brown's fine set design, which in Act I depicts an L.A. street corner where Willie and Esther argue and discuss the bank heist. In Act II, Brown produces a realistic new combat zone for the couple: the back yard of a graffiti-scrawled apartment building, littered with Willie's clothes, tossed from the window by his disgruntled landlord.</w:t>
+        <w:t>Rated: PG-13 for mature thematic material, language and sexual content.</w:t>
       </w:r>
     </w:p>
     <w:sectPr>

--- a/example_articles/states/California/6.states_California_Other_publisher.docx
+++ b/example_articles/states/California/6.states_California_Other_publisher.docx
@@ -7,7 +7,7 @@
         <w:pStyle w:val="Heading1"/>
       </w:pPr>
       <w:r>
-        <w:t>A one-percenter hits the skids</w:t>
+        <w:t>Giant statue in California controversial - and nude; Sculptor hopes public will discuss safety of women.</w:t>
       </w:r>
     </w:p>
     <w:p>
@@ -17,17 +17,17 @@
     </w:p>
     <w:p>
       <w:r>
-        <w:t>Date: 2013-08-09</w:t>
+        <w:t>Date: 2016-10-23</w:t>
       </w:r>
     </w:p>
     <w:p>
       <w:r>
-        <w:t>Section: VARIETY; Pg. 1E</w:t>
+        <w:t>Section: ; Pg. A8</w:t>
       </w:r>
     </w:p>
     <w:p>
       <w:r>
-        <w:t>Source file: Other publishers/Files (500) (14).DOCX</w:t>
+        <w:t>Source file: Other publishers/Files (500) (9).DOCX</w:t>
       </w:r>
     </w:p>
     <w:p>
@@ -49,27 +49,37 @@
     </w:p>
     <w:p>
       <w:r>
-        <w:t>Are we meant to laugh or cry at the levels of narcissism on display in "Blue Jasmine"? Both, I think. Woody Allen's triumphant dramatic comedy is an unsparing portrait of a One Percenter in free fall. It's always extra-funny to see a person in top hat or tiara skid on a banana peel, yet Cate Blanchett hits the pavement so painfully that the guffaw catches in your throat.</w:t>
+        <w:t>Art teachers Jo Sutton (left) and Jennifer Jervis take pictures beneath a 55-foot nude statue in San Leandro, Calif. The statue of a naked woman is stirring up conversation. City officials and the sculptor say they want to draw attention to "feminine energy."</w:t>
         <w:br/>
-        <w:t>Jasmine, formerly married to Hal (Alec Baldwin), a rich financial fraudster, shopped till his Ponzi schemes dropped. Beautiful, poised and bereft of any marketable skills, she is evicted from her Park Avenue penthouse and reduced to couch-surfing the cramped San Francisco walk-up of her grocery-clerk sister, Ginger (Sally Hawkins). It sounds like the setup for a laugh-track sitcom, but Allen constructs his characters with intricate care and dissects their class clash with scalpel-sharp intelligence. Blanchett makes Jasmine self-deluded, deplorable, dreamy and train-wreck mesmerizing, delivering the best film work of her dazzling career. It's like a Diane Arbus comedy routine.</w:t>
+        <w:t>SAN LEANDRO, CALIF. -</w:t>
         <w:br/>
-        <w:t>Shooting his recent films in London, Paris, Barcelona and Rome seems to have revived Allen. Here he's almost painfully sharp. He uses his San Francisco locations satirically, emphasizing the chasm between Marin County mega-wealth and the bedraggled working-class neighborhoods south of the Financial District. Treating Jasmine to lunch at a Fisherman's Wharf bar and grill, Ginger squawks, "Isn't it European?" Allen's camera holds for just a beat on a grimy container ship docked at the next pier.</w:t>
+        <w:t>There have long been complaints about the lack of women in the tech industry. Now there's a towering female figure, in a tech park across the bay from San Francisco, although not quite what some people had in mind.</w:t>
         <w:br/>
-        <w:t>Jasmine (nee Jeanette) and Ginger are adopted sisters, we learn, and there's no other way the princess and the serving girl could have had a relationship. The tall, haughty blonde Blanchett and petite, perky brunette Hawkins are like a heron and a sandpiper. Jasmine deals with the indignity of having to work for income by gulping Xanax with vodka.</w:t>
+        <w:t>A 55-foot-tall statue of a nude woman unveiled recently in the working-class community of San Leandro is stirring controversy and a lot of conversation.</w:t>
         <w:br/>
-        <w:t>"Who do I have to sleep with around here to get a Stoli martini?" she barks at one point, telling us a lot about her sense of how things work. It's not surprising, given her self-medication, that she lapses into reveries about her lost life, enabling Allen to cut back to scenes of those not-entirely golden days. In addition to being a swindler, Hal was a cad with a yen for youngsters, and here Allen unpacks autobiographical material from his scandal-stained past.</w:t>
+        <w:t>At the base of the 13,000-pound statue is a message in 10 languages that says: "What would the world be like if women were safe?"</w:t>
         <w:br/>
-        <w:t>Ginger lives in the moment, eternally open and chipper. Her new boyfriend, roughneck car mechanic Chili (Bobby Cannavale), was planning to move in before Jasmine appeared on Ginger's doorstep. His hostility toward Jasmine is partly fueled by self-interest, partly by resentment of her patrician airs, and partly by an honest desire to protect Ginger. Jasmine drives a wedge between the pair, judging Chili not "a man of substance," and setting Ginger in search of a gent with more potential, a quest less liberating than it sounds.</w:t>
+        <w:t>The statue - roughly three times as tall as Michelangelo's David - is made of steel mesh in the form of a graceful dancer, with an arched back and arms stretched overhead. The debate is not over its artistic merit but whether it's appropriate in public.</w:t>
         <w:br/>
-        <w:t>Still an attractive woman (when she's not in full Stoli meltdown) Jasmine's prospects seem to brighten with the arrival of a politically ambitious diplomat (Peter Sarsgaard) in need of a woman with impeccable social skills. Other passengers on the film's relationship merry-go-round include Michael Stuhlbarg as a schlubby dentist, Andrew Dice Clay as Ginger's surprisingly soulful ex, and Louis C.K. as a sound engineer who is either carefree and amorous or sexually compulsive. All the characters share a common failing, the inability to face inconvenient facts. Lives constructed on pretense can only stand for so long. Watching them collapse is appalling but undeniably entertaining.</w:t>
+        <w:t>"If she's a ballerina, she should have some clothes on," said Tonette Watts, 57, a resident and mother of a teen girl, who stopped and stared at the statue on her way to work. "If you've got kids you do not want them seeing that."</w:t>
         <w:br/>
-        <w:t>Colin Covert · 612-673-7186</w:t>
+        <w:t>Another parent, Keith Verville, 48, studied the sculpture and then asked: "Why is it so big? And SO not clothed?"</w:t>
         <w:br/>
-        <w:t>BLUE JASMINE</w:t>
+        <w:t>The statue, named "Truth is Beauty," is on private property at the edge of a new tech office complex - in a highly trafficked and visible area just across from San Leandro's commuter rail station.</w:t>
         <w:br/>
-        <w:t>Four out of four stars</w:t>
+        <w:t>Many people, including city officials, have welcomed the statue as a reflection of the changing demographics in San Leandro, where millennials now outnumber older residents.</w:t>
         <w:br/>
-        <w:t>Rated: PG-13 for mature thematic material, language and sexual content.</w:t>
+        <w:t>"This is something I'd never have thought would come to San Leandro," said Mayor Pauline Russo Cutter. "It's edgy and modern, and it makes me proud."</w:t>
+        <w:br/>
+        <w:t>The statue debuted in 2013 at Burning Man, the annual counterculture celebration in the Nevada desert. It was then bought by developers of the complex, for a price they haven't disclosed, under a requirement by the city to include public art at the site.</w:t>
+        <w:br/>
+        <w:t>Cutter said some city officials initially weren't thrilled by the choice but ultimately liked the idea of starting a conversation about art. The mayor says the statue sends a powerful message of female strength that's more apparent when seen up close.</w:t>
+        <w:br/>
+        <w:t>The sculptor, Marco Cochrane, says he was marked as a child by the rape of a neighborhood friend and tries through art to bring attention to sexual assault and to the fear of many women, but also to the strength women feel when not afraid.</w:t>
+        <w:br/>
+        <w:t>"She feels safe and she is loving herself in that moment, and hopefully people can feel that feeling," Cochrane said of the statue. "It's a beautiful woman, and part of it is to draw men in. Then they look down and see the message and they go, 'Ohhhh.' I hope that happens thousands of times."</w:t>
+        <w:br/>
+        <w:t>The statue "is exceptional," said Jo Sutton, 43, a high school art teacher who hopes to bring her class to see the statue.</w:t>
       </w:r>
     </w:p>
     <w:sectPr>
